--- a/docs/modules/bsee/analysis/production/project_economics_V30/V30_Golden_Baseline_Reference_Full_With_AfterTax.docx
+++ b/docs/modules/bsee/analysis/production/project_economics_V30/V30_Golden_Baseline_Reference_Full_With_AfterTax.docx
@@ -12,7 +12,7 @@
     </w:p>
     <w:p>
       <w:r>
-        <w:t>Frontier Deepwater Appraisal Solutions</w:t>
+        <w:t>Reference contributor Appraisal Solutions</w:t>
         <w:br/>
         <w:t>Version 30 (V30) Golden Baseline</w:t>
         <w:br/>

--- a/docs/modules/bsee/analysis/production/project_economics_V30/V30_Golden_Baseline_Reference_Full_With_AfterTax.docx
+++ b/docs/modules/bsee/analysis/production/project_economics_V30/V30_Golden_Baseline_Reference_Full_With_AfterTax.docx
@@ -12,7 +12,7 @@
     </w:p>
     <w:p>
       <w:r>
-        <w:t>Reference contributor Appraisal Solutions</w:t>
+        <w:t>Project economics reference</w:t>
         <w:br/>
         <w:t>Version 30 (V30) Golden Baseline</w:t>
         <w:br/>
